--- a/URUVS/Datasheets/URUV/07.2024/July_VideoAnalysis_OliviaQAQC.docx
+++ b/URUVS/Datasheets/URUV/07.2024/July_VideoAnalysis_OliviaQAQC.docx
@@ -386,14 +386,23 @@
             </w:tcBorders>
           </w:tcPr>
           <w:p>
-            <w:r>
-              <w:rPr>
-                <w:b/>
-                <w:bCs/>
+            <w:pPr>
+              <w:rPr>
+                <w:highlight w:val="green"/>
+              </w:rPr>
+            </w:pPr>
+            <w:r>
+              <w:rPr>
+                <w:b/>
+                <w:bCs/>
+                <w:highlight w:val="green"/>
               </w:rPr>
               <w:t>FISH FOUND:</w:t>
             </w:r>
             <w:r>
+              <w:rPr>
+                <w:highlight w:val="green"/>
+              </w:rPr>
               <w:t xml:space="preserve"> </w:t>
             </w:r>
           </w:p>
@@ -411,6 +420,11 @@
             </w:r>
           </w:p>
           <w:p>
+            <w:pPr>
+              <w:rPr>
+                <w:highlight w:val="green"/>
+              </w:rPr>
+            </w:pPr>
             <w:r>
               <w:rPr>
                 <w:highlight w:val="green"/>
@@ -418,16 +432,22 @@
               <w:t>1 23:27</w:t>
             </w:r>
           </w:p>
-          <w:p/>
-          <w:p>
-            <w:pPr>
-              <w:rPr>
-                <w:highlight w:val="yellow"/>
-              </w:rPr>
-            </w:pPr>
-            <w:r>
-              <w:rPr>
-                <w:highlight w:val="yellow"/>
+          <w:p>
+            <w:pPr>
+              <w:rPr>
+                <w:highlight w:val="green"/>
+              </w:rPr>
+            </w:pPr>
+          </w:p>
+          <w:p>
+            <w:pPr>
+              <w:rPr>
+                <w:highlight w:val="green"/>
+              </w:rPr>
+            </w:pPr>
+            <w:r>
+              <w:rPr>
+                <w:highlight w:val="green"/>
               </w:rPr>
               <w:t>CRAB</w:t>
             </w:r>
@@ -435,39 +455,50 @@
           <w:p>
             <w:pPr>
               <w:rPr>
-                <w:highlight w:val="yellow"/>
-              </w:rPr>
-            </w:pPr>
-            <w:r>
-              <w:rPr>
-                <w:highlight w:val="yellow"/>
+                <w:highlight w:val="green"/>
+              </w:rPr>
+            </w:pPr>
+            <w:r>
+              <w:rPr>
+                <w:highlight w:val="green"/>
               </w:rPr>
               <w:t>1 SWIM 17:59</w:t>
             </w:r>
           </w:p>
           <w:p>
-            <w:r>
-              <w:rPr>
-                <w:highlight w:val="yellow"/>
+            <w:pPr>
+              <w:rPr>
+                <w:highlight w:val="green"/>
+              </w:rPr>
+            </w:pPr>
+            <w:r>
+              <w:rPr>
+                <w:highlight w:val="green"/>
               </w:rPr>
               <w:t xml:space="preserve">2 </w:t>
             </w:r>
             <w:proofErr w:type="gramStart"/>
             <w:r>
               <w:rPr>
-                <w:highlight w:val="yellow"/>
+                <w:highlight w:val="green"/>
               </w:rPr>
               <w:t>SWIM</w:t>
             </w:r>
             <w:proofErr w:type="gramEnd"/>
             <w:r>
               <w:rPr>
-                <w:highlight w:val="yellow"/>
+                <w:highlight w:val="green"/>
               </w:rPr>
               <w:t xml:space="preserve"> 18:24</w:t>
             </w:r>
           </w:p>
-          <w:p/>
+          <w:p>
+            <w:pPr>
+              <w:rPr>
+                <w:highlight w:val="green"/>
+              </w:rPr>
+            </w:pPr>
+          </w:p>
           <w:p>
             <w:pPr>
               <w:rPr>
@@ -1137,7 +1168,7 @@
           <w:p>
             <w:r>
               <w:rPr>
-                <w:highlight w:val="green"/>
+                <w:highlight w:val="yellow"/>
               </w:rPr>
               <w:t>CUTE VID IN BEGINNING</w:t>
             </w:r>
@@ -2219,12 +2250,12 @@
           <w:p>
             <w:pPr>
               <w:rPr>
-                <w:highlight w:val="yellow"/>
-              </w:rPr>
-            </w:pPr>
-            <w:r>
-              <w:rPr>
-                <w:highlight w:val="yellow"/>
+                <w:highlight w:val="green"/>
+              </w:rPr>
+            </w:pPr>
+            <w:r>
+              <w:rPr>
+                <w:highlight w:val="green"/>
               </w:rPr>
               <w:t>CRAB - MUD</w:t>
             </w:r>
@@ -2232,19 +2263,13 @@
           <w:p>
             <w:r>
               <w:rPr>
-                <w:highlight w:val="yellow"/>
-              </w:rPr>
-              <w:t>02:38 (F3) AGAIN AT 08:</w:t>
-            </w:r>
-            <w:r>
-              <w:rPr>
-                <w:highlight w:val="yellow"/>
-              </w:rPr>
-              <w:t>53 (F3)</w:t>
-            </w:r>
-            <w:r>
-              <w:rPr>
-                <w:highlight w:val="yellow"/>
+                <w:highlight w:val="green"/>
+              </w:rPr>
+              <w:t>02:38 (F3) AGAIN AT 08:53 (F3)</w:t>
+            </w:r>
+            <w:r>
+              <w:rPr>
+                <w:highlight w:val="green"/>
               </w:rPr>
               <w:t xml:space="preserve"> 10:50 (F3)</w:t>
             </w:r>
@@ -2831,6 +2856,11 @@
             </w:r>
           </w:p>
           <w:p>
+            <w:pPr>
+              <w:rPr>
+                <w:highlight w:val="green"/>
+              </w:rPr>
+            </w:pPr>
             <w:r>
               <w:rPr>
                 <w:highlight w:val="green"/>
@@ -2838,29 +2868,46 @@
               <w:t>6 32:38</w:t>
             </w:r>
           </w:p>
-          <w:p/>
-          <w:p>
-            <w:pPr>
-              <w:rPr>
-                <w:highlight w:val="yellow"/>
-              </w:rPr>
-            </w:pPr>
-            <w:r>
-              <w:rPr>
-                <w:highlight w:val="yellow"/>
+          <w:p>
+            <w:pPr>
+              <w:rPr>
+                <w:highlight w:val="green"/>
+              </w:rPr>
+            </w:pPr>
+          </w:p>
+          <w:p>
+            <w:pPr>
+              <w:rPr>
+                <w:highlight w:val="green"/>
+              </w:rPr>
+            </w:pPr>
+            <w:r>
+              <w:rPr>
+                <w:highlight w:val="green"/>
               </w:rPr>
               <w:t>CRAB</w:t>
             </w:r>
           </w:p>
           <w:p>
-            <w:r>
-              <w:rPr>
-                <w:highlight w:val="yellow"/>
+            <w:pPr>
+              <w:rPr>
+                <w:highlight w:val="green"/>
+              </w:rPr>
+            </w:pPr>
+            <w:r>
+              <w:rPr>
+                <w:highlight w:val="green"/>
               </w:rPr>
               <w:t>MUD 08:39 (F2)</w:t>
             </w:r>
           </w:p>
-          <w:p/>
+          <w:p>
+            <w:pPr>
+              <w:rPr>
+                <w:highlight w:val="green"/>
+              </w:rPr>
+            </w:pPr>
+          </w:p>
           <w:p>
             <w:pPr>
               <w:rPr>
@@ -3351,12 +3398,12 @@
           <w:p>
             <w:pPr>
               <w:rPr>
-                <w:highlight w:val="yellow"/>
-              </w:rPr>
-            </w:pPr>
-            <w:r>
-              <w:rPr>
-                <w:highlight w:val="yellow"/>
+                <w:highlight w:val="green"/>
+              </w:rPr>
+            </w:pPr>
+            <w:r>
+              <w:rPr>
+                <w:highlight w:val="green"/>
               </w:rPr>
               <w:t>CRAB</w:t>
             </w:r>
@@ -3364,12 +3411,12 @@
           <w:p>
             <w:pPr>
               <w:rPr>
-                <w:highlight w:val="yellow"/>
-              </w:rPr>
-            </w:pPr>
-            <w:r>
-              <w:rPr>
-                <w:highlight w:val="yellow"/>
+                <w:highlight w:val="green"/>
+              </w:rPr>
+            </w:pPr>
+            <w:r>
+              <w:rPr>
+                <w:highlight w:val="green"/>
               </w:rPr>
               <w:t>MUD 26:18</w:t>
             </w:r>
@@ -3377,12 +3424,12 @@
           <w:p>
             <w:pPr>
               <w:rPr>
-                <w:highlight w:val="yellow"/>
-              </w:rPr>
-            </w:pPr>
-            <w:r>
-              <w:rPr>
-                <w:highlight w:val="yellow"/>
+                <w:highlight w:val="green"/>
+              </w:rPr>
+            </w:pPr>
+            <w:r>
+              <w:rPr>
+                <w:highlight w:val="green"/>
               </w:rPr>
               <w:t>MUD 27:17</w:t>
             </w:r>
@@ -3390,12 +3437,12 @@
           <w:p>
             <w:pPr>
               <w:rPr>
-                <w:highlight w:val="yellow"/>
-              </w:rPr>
-            </w:pPr>
-            <w:r>
-              <w:rPr>
-                <w:highlight w:val="yellow"/>
+                <w:highlight w:val="green"/>
+              </w:rPr>
+            </w:pPr>
+            <w:r>
+              <w:rPr>
+                <w:highlight w:val="green"/>
               </w:rPr>
               <w:t>MUD 27:27</w:t>
             </w:r>
@@ -3403,18 +3450,18 @@
           <w:p>
             <w:pPr>
               <w:rPr>
-                <w:highlight w:val="yellow"/>
-              </w:rPr>
-            </w:pPr>
-            <w:r>
-              <w:rPr>
-                <w:highlight w:val="yellow"/>
+                <w:highlight w:val="green"/>
+              </w:rPr>
+            </w:pPr>
+            <w:r>
+              <w:rPr>
+                <w:highlight w:val="green"/>
               </w:rPr>
               <w:t>SWIM 00:34 (F2)</w:t>
             </w:r>
             <w:r>
               <w:rPr>
-                <w:highlight w:val="yellow"/>
+                <w:highlight w:val="green"/>
               </w:rPr>
               <w:t xml:space="preserve"> &lt;&lt; USE THIS T1</w:t>
             </w:r>
@@ -3422,12 +3469,12 @@
           <w:p>
             <w:pPr>
               <w:rPr>
-                <w:highlight w:val="yellow"/>
-              </w:rPr>
-            </w:pPr>
-            <w:r>
-              <w:rPr>
-                <w:highlight w:val="yellow"/>
+                <w:highlight w:val="green"/>
+              </w:rPr>
+            </w:pPr>
+            <w:r>
+              <w:rPr>
+                <w:highlight w:val="green"/>
               </w:rPr>
               <w:t>MUD 07:32 (F2)</w:t>
             </w:r>
@@ -3435,12 +3482,12 @@
           <w:p>
             <w:pPr>
               <w:rPr>
-                <w:highlight w:val="yellow"/>
-              </w:rPr>
-            </w:pPr>
-            <w:r>
-              <w:rPr>
-                <w:highlight w:val="yellow"/>
+                <w:highlight w:val="green"/>
+              </w:rPr>
+            </w:pPr>
+            <w:r>
+              <w:rPr>
+                <w:highlight w:val="green"/>
               </w:rPr>
               <w:t>MUD 12:37 (F2)</w:t>
             </w:r>
@@ -3448,80 +3495,158 @@
           <w:p>
             <w:pPr>
               <w:rPr>
-                <w:highlight w:val="yellow"/>
-              </w:rPr>
-            </w:pPr>
-            <w:r>
-              <w:rPr>
-                <w:highlight w:val="yellow"/>
+                <w:highlight w:val="green"/>
+              </w:rPr>
+            </w:pPr>
+            <w:r>
+              <w:rPr>
+                <w:highlight w:val="green"/>
               </w:rPr>
               <w:t>SWIM 12:37 (F2)</w:t>
             </w:r>
           </w:p>
           <w:p>
-            <w:r>
-              <w:rPr>
-                <w:highlight w:val="yellow"/>
+            <w:pPr>
+              <w:rPr>
+                <w:highlight w:val="green"/>
+              </w:rPr>
+            </w:pPr>
+            <w:r>
+              <w:rPr>
+                <w:highlight w:val="green"/>
               </w:rPr>
               <w:t>MUD 02:25 (F3)</w:t>
             </w:r>
           </w:p>
-          <w:p/>
-          <w:p/>
-          <w:p>
-            <w:r>
+          <w:p>
+            <w:pPr>
+              <w:rPr>
+                <w:highlight w:val="green"/>
+              </w:rPr>
+            </w:pPr>
+          </w:p>
+          <w:p>
+            <w:pPr>
+              <w:rPr>
+                <w:highlight w:val="green"/>
+              </w:rPr>
+            </w:pPr>
+          </w:p>
+          <w:p>
+            <w:pPr>
+              <w:rPr>
+                <w:highlight w:val="green"/>
+              </w:rPr>
+            </w:pPr>
+            <w:r>
+              <w:rPr>
+                <w:highlight w:val="green"/>
+              </w:rPr>
               <w:t>Species: Mud crab (hard to see - look to the left of the visibility stick, should be able to see leg movement by a yellow leaf around time listed)</w:t>
             </w:r>
           </w:p>
           <w:p>
-            <w:r>
+            <w:pPr>
+              <w:rPr>
+                <w:highlight w:val="green"/>
+              </w:rPr>
+            </w:pPr>
+            <w:r>
+              <w:rPr>
+                <w:highlight w:val="green"/>
+              </w:rPr>
               <w:t>T1: 00:11:04 (F1)</w:t>
             </w:r>
           </w:p>
           <w:p>
+            <w:pPr>
+              <w:rPr>
+                <w:highlight w:val="green"/>
+              </w:rPr>
+            </w:pPr>
             <w:proofErr w:type="spellStart"/>
             <w:r>
+              <w:rPr>
+                <w:highlight w:val="green"/>
+              </w:rPr>
               <w:t>MaxN</w:t>
             </w:r>
             <w:proofErr w:type="spellEnd"/>
             <w:r>
+              <w:rPr>
+                <w:highlight w:val="green"/>
+              </w:rPr>
               <w:t xml:space="preserve">: </w:t>
             </w:r>
           </w:p>
           <w:p>
-            <w:r>
+            <w:pPr>
+              <w:rPr>
+                <w:highlight w:val="green"/>
+              </w:rPr>
+            </w:pPr>
+            <w:r>
+              <w:rPr>
+                <w:highlight w:val="green"/>
+              </w:rPr>
               <w:t>-1 (00:11:04) (F1)</w:t>
             </w:r>
           </w:p>
           <w:p>
-            <w:r>
-              <w:t>-</w:t>
-            </w:r>
-            <w:r>
-              <w:t>2</w:t>
-            </w:r>
-            <w:r>
-              <w:t xml:space="preserve"> (00:26:13) (F1) – </w:t>
+            <w:pPr>
+              <w:rPr>
+                <w:highlight w:val="green"/>
+              </w:rPr>
+            </w:pPr>
+            <w:r>
+              <w:rPr>
+                <w:highlight w:val="green"/>
+              </w:rPr>
+              <w:t xml:space="preserve">-2 (00:26:13) (F1) – </w:t>
             </w:r>
             <w:proofErr w:type="gramStart"/>
             <w:r>
+              <w:rPr>
+                <w:highlight w:val="green"/>
+              </w:rPr>
               <w:t>definitely two</w:t>
             </w:r>
             <w:proofErr w:type="gramEnd"/>
             <w:r>
+              <w:rPr>
+                <w:highlight w:val="green"/>
+              </w:rPr>
               <w:t xml:space="preserve">, not sure about the third one. all are on separate mangrove roots! potential third one is on root left to the visibility stick, closest to the screen. </w:t>
             </w:r>
             <w:proofErr w:type="gramStart"/>
             <w:r>
+              <w:rPr>
+                <w:highlight w:val="green"/>
+              </w:rPr>
               <w:t>you</w:t>
             </w:r>
             <w:proofErr w:type="gramEnd"/>
             <w:r>
+              <w:rPr>
+                <w:highlight w:val="green"/>
+              </w:rPr>
               <w:t xml:space="preserve"> can see it move after some time.</w:t>
             </w:r>
           </w:p>
-          <w:p/>
-          <w:p/>
+          <w:p>
+            <w:pPr>
+              <w:rPr>
+                <w:highlight w:val="green"/>
+              </w:rPr>
+            </w:pPr>
+          </w:p>
+          <w:p>
+            <w:pPr>
+              <w:rPr>
+                <w:highlight w:val="green"/>
+              </w:rPr>
+            </w:pPr>
+          </w:p>
           <w:p>
             <w:pPr>
               <w:rPr>
@@ -3536,20 +3661,25 @@
             </w:r>
           </w:p>
           <w:p>
-            <w:r>
-              <w:rPr>
-                <w:highlight w:val="green"/>
-              </w:rPr>
-              <w:t>1 17:</w:t>
-            </w:r>
-            <w:r>
-              <w:rPr>
-                <w:highlight w:val="green"/>
-              </w:rPr>
-              <w:t>15 (F2) AGAIN 23:51 (F2)</w:t>
-            </w:r>
-          </w:p>
-          <w:p/>
+            <w:pPr>
+              <w:rPr>
+                <w:highlight w:val="green"/>
+              </w:rPr>
+            </w:pPr>
+            <w:r>
+              <w:rPr>
+                <w:highlight w:val="green"/>
+              </w:rPr>
+              <w:t>1 17:15 (F2) AGAIN 23:51 (F2)</w:t>
+            </w:r>
+          </w:p>
+          <w:p>
+            <w:pPr>
+              <w:rPr>
+                <w:highlight w:val="green"/>
+              </w:rPr>
+            </w:pPr>
+          </w:p>
           <w:p>
             <w:pPr>
               <w:rPr>
@@ -3564,6 +3694,11 @@
             </w:r>
           </w:p>
           <w:p>
+            <w:pPr>
+              <w:rPr>
+                <w:highlight w:val="green"/>
+              </w:rPr>
+            </w:pPr>
             <w:r>
               <w:rPr>
                 <w:highlight w:val="green"/>
@@ -3571,16 +3706,24 @@
               <w:t>1 28:56 (F2)</w:t>
             </w:r>
           </w:p>
-          <w:p/>
-          <w:p>
-            <w:pPr>
-              <w:rPr>
-                <w:highlight w:val="yellow"/>
-              </w:rPr>
-            </w:pPr>
-            <w:r>
-              <w:rPr>
-                <w:highlight w:val="yellow"/>
+          <w:p>
+            <w:pPr>
+              <w:rPr>
+                <w:highlight w:val="green"/>
+              </w:rPr>
+            </w:pPr>
+          </w:p>
+          <w:p>
+            <w:pPr>
+              <w:rPr>
+                <w:highlight w:val="green"/>
+                <w:lang w:val="fr-FR"/>
+              </w:rPr>
+            </w:pPr>
+            <w:r>
+              <w:rPr>
+                <w:highlight w:val="green"/>
+                <w:lang w:val="fr-FR"/>
               </w:rPr>
               <w:t>SHRIMP</w:t>
             </w:r>
@@ -3588,60 +3731,167 @@
           <w:p>
             <w:pPr>
               <w:rPr>
-                <w:highlight w:val="yellow"/>
-              </w:rPr>
-            </w:pPr>
-            <w:r>
-              <w:rPr>
-                <w:highlight w:val="yellow"/>
-              </w:rPr>
-              <w:t>T1: 00:00:13 (F2)</w:t>
-            </w:r>
-          </w:p>
-          <w:p>
-            <w:pPr>
-              <w:rPr>
-                <w:highlight w:val="yellow"/>
-              </w:rPr>
-            </w:pPr>
-            <w:r>
-              <w:rPr>
-                <w:highlight w:val="yellow"/>
-              </w:rPr>
-              <w:t>1 01:47 (F3)</w:t>
-            </w:r>
-          </w:p>
-          <w:p>
-            <w:r>
-              <w:rPr>
-                <w:highlight w:val="yellow"/>
-              </w:rPr>
-              <w:t>1 03:46 (F3)</w:t>
-            </w:r>
-          </w:p>
-          <w:p/>
-          <w:p>
-            <w:r>
+                <w:highlight w:val="green"/>
+                <w:lang w:val="fr-FR"/>
+              </w:rPr>
+            </w:pPr>
+            <w:r>
+              <w:rPr>
+                <w:highlight w:val="green"/>
+                <w:lang w:val="fr-FR"/>
+              </w:rPr>
+              <w:t>T</w:t>
+            </w:r>
+            <w:proofErr w:type="gramStart"/>
+            <w:r>
+              <w:rPr>
+                <w:highlight w:val="green"/>
+                <w:lang w:val="fr-FR"/>
+              </w:rPr>
+              <w:t>1:</w:t>
+            </w:r>
+            <w:proofErr w:type="gramEnd"/>
+            <w:r>
+              <w:rPr>
+                <w:highlight w:val="green"/>
+                <w:lang w:val="fr-FR"/>
+              </w:rPr>
+              <w:t xml:space="preserve"> </w:t>
+            </w:r>
+            <w:proofErr w:type="gramStart"/>
+            <w:r>
+              <w:rPr>
+                <w:highlight w:val="green"/>
+                <w:lang w:val="fr-FR"/>
+              </w:rPr>
+              <w:t>00:00:</w:t>
+            </w:r>
+            <w:proofErr w:type="gramEnd"/>
+            <w:r>
+              <w:rPr>
+                <w:highlight w:val="green"/>
+                <w:lang w:val="fr-FR"/>
+              </w:rPr>
+              <w:t>13 (F2)</w:t>
+            </w:r>
+          </w:p>
+          <w:p>
+            <w:pPr>
+              <w:rPr>
+                <w:highlight w:val="green"/>
+                <w:lang w:val="fr-FR"/>
+              </w:rPr>
+            </w:pPr>
+            <w:r>
+              <w:rPr>
+                <w:highlight w:val="green"/>
+                <w:lang w:val="fr-FR"/>
+              </w:rPr>
+              <w:t xml:space="preserve">1 </w:t>
+            </w:r>
+            <w:proofErr w:type="gramStart"/>
+            <w:r>
+              <w:rPr>
+                <w:highlight w:val="green"/>
+                <w:lang w:val="fr-FR"/>
+              </w:rPr>
+              <w:t>01:</w:t>
+            </w:r>
+            <w:proofErr w:type="gramEnd"/>
+            <w:r>
+              <w:rPr>
+                <w:highlight w:val="green"/>
+                <w:lang w:val="fr-FR"/>
+              </w:rPr>
+              <w:t>47 (F3)</w:t>
+            </w:r>
+          </w:p>
+          <w:p>
+            <w:pPr>
+              <w:rPr>
+                <w:highlight w:val="green"/>
+                <w:lang w:val="fr-FR"/>
+              </w:rPr>
+            </w:pPr>
+            <w:r>
+              <w:rPr>
+                <w:highlight w:val="green"/>
+                <w:lang w:val="fr-FR"/>
+              </w:rPr>
+              <w:t xml:space="preserve">1 </w:t>
+            </w:r>
+            <w:proofErr w:type="gramStart"/>
+            <w:r>
+              <w:rPr>
+                <w:highlight w:val="green"/>
+                <w:lang w:val="fr-FR"/>
+              </w:rPr>
+              <w:t>03:</w:t>
+            </w:r>
+            <w:proofErr w:type="gramEnd"/>
+            <w:r>
+              <w:rPr>
+                <w:highlight w:val="green"/>
+                <w:lang w:val="fr-FR"/>
+              </w:rPr>
+              <w:t>46 (F3)</w:t>
+            </w:r>
+          </w:p>
+          <w:p>
+            <w:pPr>
+              <w:rPr>
+                <w:highlight w:val="green"/>
+                <w:lang w:val="fr-FR"/>
+              </w:rPr>
+            </w:pPr>
+          </w:p>
+          <w:p>
+            <w:pPr>
+              <w:rPr>
+                <w:highlight w:val="green"/>
+              </w:rPr>
+            </w:pPr>
+            <w:r>
+              <w:rPr>
+                <w:highlight w:val="green"/>
+              </w:rPr>
               <w:t xml:space="preserve">Species: </w:t>
             </w:r>
             <w:proofErr w:type="spellStart"/>
             <w:r>
+              <w:rPr>
+                <w:highlight w:val="green"/>
+              </w:rPr>
               <w:t>Dotdash</w:t>
             </w:r>
             <w:proofErr w:type="spellEnd"/>
           </w:p>
           <w:p>
-            <w:r>
+            <w:pPr>
+              <w:rPr>
+                <w:highlight w:val="green"/>
+              </w:rPr>
+            </w:pPr>
+            <w:r>
+              <w:rPr>
+                <w:highlight w:val="green"/>
+              </w:rPr>
               <w:t>T1: 00:20:50 (F1)</w:t>
             </w:r>
           </w:p>
           <w:p>
             <w:proofErr w:type="spellStart"/>
             <w:r>
+              <w:rPr>
+                <w:highlight w:val="green"/>
+              </w:rPr>
               <w:t>MaxN</w:t>
             </w:r>
             <w:proofErr w:type="spellEnd"/>
             <w:r>
+              <w:rPr>
+                <w:highlight w:val="green"/>
+              </w:rPr>
               <w:t>: 1 (F1)</w:t>
             </w:r>
           </w:p>
@@ -4196,6 +4446,11 @@
             </w:r>
           </w:p>
           <w:p>
+            <w:pPr>
+              <w:rPr>
+                <w:highlight w:val="green"/>
+              </w:rPr>
+            </w:pPr>
             <w:r>
               <w:rPr>
                 <w:highlight w:val="green"/>
@@ -4206,19 +4461,19 @@
           <w:p>
             <w:pPr>
               <w:rPr>
-                <w:highlight w:val="yellow"/>
-              </w:rPr>
-            </w:pPr>
-          </w:p>
-          <w:p>
-            <w:pPr>
-              <w:rPr>
-                <w:highlight w:val="yellow"/>
-              </w:rPr>
-            </w:pPr>
-            <w:r>
-              <w:rPr>
-                <w:highlight w:val="yellow"/>
+                <w:highlight w:val="green"/>
+              </w:rPr>
+            </w:pPr>
+          </w:p>
+          <w:p>
+            <w:pPr>
+              <w:rPr>
+                <w:highlight w:val="green"/>
+              </w:rPr>
+            </w:pPr>
+            <w:r>
+              <w:rPr>
+                <w:highlight w:val="green"/>
               </w:rPr>
               <w:t>SHIRMP</w:t>
             </w:r>
@@ -4226,12 +4481,12 @@
           <w:p>
             <w:pPr>
               <w:rPr>
-                <w:highlight w:val="yellow"/>
-              </w:rPr>
-            </w:pPr>
-            <w:r>
-              <w:rPr>
-                <w:highlight w:val="yellow"/>
+                <w:highlight w:val="green"/>
+              </w:rPr>
+            </w:pPr>
+            <w:r>
+              <w:rPr>
+                <w:highlight w:val="green"/>
               </w:rPr>
               <w:t>1 38:12</w:t>
             </w:r>
@@ -4239,7 +4494,7 @@
           <w:p>
             <w:r>
               <w:rPr>
-                <w:highlight w:val="yellow"/>
+                <w:highlight w:val="green"/>
               </w:rPr>
               <w:t>1 20:55 (F2)</w:t>
             </w:r>
@@ -5278,12 +5533,12 @@
           <w:p>
             <w:pPr>
               <w:rPr>
-                <w:highlight w:val="yellow"/>
-              </w:rPr>
-            </w:pPr>
-            <w:r>
-              <w:rPr>
-                <w:highlight w:val="yellow"/>
+                <w:highlight w:val="green"/>
+              </w:rPr>
+            </w:pPr>
+            <w:r>
+              <w:rPr>
+                <w:highlight w:val="green"/>
               </w:rPr>
               <w:t>CRAB</w:t>
             </w:r>
@@ -5291,25 +5546,36 @@
           <w:p>
             <w:pPr>
               <w:rPr>
-                <w:highlight w:val="yellow"/>
-              </w:rPr>
-            </w:pPr>
-            <w:r>
-              <w:rPr>
-                <w:highlight w:val="yellow"/>
+                <w:highlight w:val="green"/>
+              </w:rPr>
+            </w:pPr>
+            <w:r>
+              <w:rPr>
+                <w:highlight w:val="green"/>
               </w:rPr>
               <w:t>SWIMMER 19:40</w:t>
             </w:r>
           </w:p>
           <w:p>
-            <w:r>
-              <w:rPr>
-                <w:highlight w:val="yellow"/>
+            <w:pPr>
+              <w:rPr>
+                <w:highlight w:val="green"/>
+              </w:rPr>
+            </w:pPr>
+            <w:r>
+              <w:rPr>
+                <w:highlight w:val="green"/>
               </w:rPr>
               <w:t>SWIMMER 41:18</w:t>
             </w:r>
           </w:p>
-          <w:p/>
+          <w:p>
+            <w:pPr>
+              <w:rPr>
+                <w:highlight w:val="green"/>
+              </w:rPr>
+            </w:pPr>
+          </w:p>
           <w:p>
             <w:pPr>
               <w:rPr>
@@ -6442,12 +6708,12 @@
           <w:p>
             <w:pPr>
               <w:rPr>
-                <w:highlight w:val="yellow"/>
-              </w:rPr>
-            </w:pPr>
-            <w:r>
-              <w:rPr>
-                <w:highlight w:val="yellow"/>
+                <w:highlight w:val="green"/>
+              </w:rPr>
+            </w:pPr>
+            <w:r>
+              <w:rPr>
+                <w:highlight w:val="green"/>
               </w:rPr>
               <w:t>CRAB – ALL MUD</w:t>
             </w:r>
@@ -6455,12 +6721,12 @@
           <w:p>
             <w:pPr>
               <w:rPr>
-                <w:highlight w:val="yellow"/>
-              </w:rPr>
-            </w:pPr>
-            <w:r>
-              <w:rPr>
-                <w:highlight w:val="yellow"/>
+                <w:highlight w:val="green"/>
+              </w:rPr>
+            </w:pPr>
+            <w:r>
+              <w:rPr>
+                <w:highlight w:val="green"/>
               </w:rPr>
               <w:t>12:15 (F3)</w:t>
             </w:r>
@@ -6468,12 +6734,12 @@
           <w:p>
             <w:pPr>
               <w:rPr>
-                <w:highlight w:val="yellow"/>
-              </w:rPr>
-            </w:pPr>
-            <w:r>
-              <w:rPr>
-                <w:highlight w:val="yellow"/>
+                <w:highlight w:val="green"/>
+              </w:rPr>
+            </w:pPr>
+            <w:r>
+              <w:rPr>
+                <w:highlight w:val="green"/>
               </w:rPr>
               <w:t>20:22 (F3)</w:t>
             </w:r>
@@ -6481,7 +6747,7 @@
           <w:p>
             <w:r>
               <w:rPr>
-                <w:highlight w:val="yellow"/>
+                <w:highlight w:val="green"/>
               </w:rPr>
               <w:t>16:21 (F4)</w:t>
             </w:r>
@@ -6917,12 +7183,12 @@
           <w:p>
             <w:pPr>
               <w:rPr>
-                <w:highlight w:val="yellow"/>
-              </w:rPr>
-            </w:pPr>
-            <w:r>
-              <w:rPr>
-                <w:highlight w:val="yellow"/>
+                <w:highlight w:val="green"/>
+              </w:rPr>
+            </w:pPr>
+            <w:r>
+              <w:rPr>
+                <w:highlight w:val="green"/>
               </w:rPr>
               <w:t xml:space="preserve">CRAB </w:t>
             </w:r>
@@ -6930,12 +7196,12 @@
           <w:p>
             <w:pPr>
               <w:rPr>
-                <w:highlight w:val="yellow"/>
-              </w:rPr>
-            </w:pPr>
-            <w:r>
-              <w:rPr>
-                <w:highlight w:val="yellow"/>
+                <w:highlight w:val="green"/>
+              </w:rPr>
+            </w:pPr>
+            <w:r>
+              <w:rPr>
+                <w:highlight w:val="green"/>
               </w:rPr>
               <w:t>MUD</w:t>
             </w:r>
@@ -6943,12 +7209,12 @@
           <w:p>
             <w:pPr>
               <w:rPr>
-                <w:highlight w:val="yellow"/>
-              </w:rPr>
-            </w:pPr>
-            <w:r>
-              <w:rPr>
-                <w:highlight w:val="yellow"/>
+                <w:highlight w:val="green"/>
+              </w:rPr>
+            </w:pPr>
+            <w:r>
+              <w:rPr>
+                <w:highlight w:val="green"/>
               </w:rPr>
               <w:t>1 09:38</w:t>
             </w:r>
@@ -6956,12 +7222,12 @@
           <w:p>
             <w:pPr>
               <w:rPr>
-                <w:highlight w:val="yellow"/>
-              </w:rPr>
-            </w:pPr>
-            <w:r>
-              <w:rPr>
-                <w:highlight w:val="yellow"/>
+                <w:highlight w:val="green"/>
+              </w:rPr>
+            </w:pPr>
+            <w:r>
+              <w:rPr>
+                <w:highlight w:val="green"/>
               </w:rPr>
               <w:t>1 10:33</w:t>
             </w:r>
@@ -6969,12 +7235,12 @@
           <w:p>
             <w:pPr>
               <w:rPr>
-                <w:highlight w:val="yellow"/>
-              </w:rPr>
-            </w:pPr>
-            <w:r>
-              <w:rPr>
-                <w:highlight w:val="yellow"/>
+                <w:highlight w:val="green"/>
+              </w:rPr>
+            </w:pPr>
+            <w:r>
+              <w:rPr>
+                <w:highlight w:val="green"/>
               </w:rPr>
               <w:t>2 12:08</w:t>
             </w:r>
@@ -6982,12 +7248,12 @@
           <w:p>
             <w:pPr>
               <w:rPr>
-                <w:highlight w:val="yellow"/>
-              </w:rPr>
-            </w:pPr>
-            <w:r>
-              <w:rPr>
-                <w:highlight w:val="yellow"/>
+                <w:highlight w:val="green"/>
+              </w:rPr>
+            </w:pPr>
+            <w:r>
+              <w:rPr>
+                <w:highlight w:val="green"/>
               </w:rPr>
               <w:t>3 12:56</w:t>
             </w:r>
@@ -6995,25 +7261,36 @@
           <w:p>
             <w:pPr>
               <w:rPr>
-                <w:highlight w:val="yellow"/>
-              </w:rPr>
-            </w:pPr>
-            <w:r>
-              <w:rPr>
-                <w:highlight w:val="yellow"/>
+                <w:highlight w:val="green"/>
+              </w:rPr>
+            </w:pPr>
+            <w:r>
+              <w:rPr>
+                <w:highlight w:val="green"/>
               </w:rPr>
               <w:t>4 15:28</w:t>
             </w:r>
           </w:p>
           <w:p>
-            <w:r>
-              <w:rPr>
-                <w:highlight w:val="yellow"/>
+            <w:pPr>
+              <w:rPr>
+                <w:highlight w:val="green"/>
+              </w:rPr>
+            </w:pPr>
+            <w:r>
+              <w:rPr>
+                <w:highlight w:val="green"/>
               </w:rPr>
               <w:t>5 04:59 (F2)</w:t>
             </w:r>
           </w:p>
-          <w:p/>
+          <w:p>
+            <w:pPr>
+              <w:rPr>
+                <w:highlight w:val="green"/>
+              </w:rPr>
+            </w:pPr>
+          </w:p>
           <w:p>
             <w:pPr>
               <w:rPr>
@@ -7205,6 +7482,11 @@
             </w:r>
           </w:p>
           <w:p>
+            <w:pPr>
+              <w:rPr>
+                <w:highlight w:val="green"/>
+              </w:rPr>
+            </w:pPr>
             <w:r>
               <w:rPr>
                 <w:highlight w:val="green"/>
@@ -7230,25 +7512,59 @@
               <w:t>14:34 (F3)</w:t>
             </w:r>
           </w:p>
-          <w:p/>
-          <w:p/>
-          <w:p>
-            <w:r>
+          <w:p>
+            <w:pPr>
+              <w:rPr>
+                <w:highlight w:val="green"/>
+              </w:rPr>
+            </w:pPr>
+          </w:p>
+          <w:p>
+            <w:pPr>
+              <w:rPr>
+                <w:highlight w:val="green"/>
+              </w:rPr>
+            </w:pPr>
+          </w:p>
+          <w:p>
+            <w:pPr>
+              <w:rPr>
+                <w:highlight w:val="green"/>
+              </w:rPr>
+            </w:pPr>
+            <w:r>
+              <w:rPr>
+                <w:highlight w:val="green"/>
+              </w:rPr>
               <w:t>Species: Pipefish</w:t>
             </w:r>
           </w:p>
           <w:p>
-            <w:r>
+            <w:pPr>
+              <w:rPr>
+                <w:highlight w:val="green"/>
+              </w:rPr>
+            </w:pPr>
+            <w:r>
+              <w:rPr>
+                <w:highlight w:val="green"/>
+              </w:rPr>
               <w:t>T1: 00:05:33 (F2)</w:t>
             </w:r>
           </w:p>
           <w:p>
             <w:proofErr w:type="spellStart"/>
             <w:r>
+              <w:rPr>
+                <w:highlight w:val="green"/>
+              </w:rPr>
               <w:t>MaxN</w:t>
             </w:r>
             <w:proofErr w:type="spellEnd"/>
             <w:r>
+              <w:rPr>
+                <w:highlight w:val="green"/>
+              </w:rPr>
               <w:t>: 1 (F2)</w:t>
             </w:r>
           </w:p>
@@ -8314,6 +8630,11 @@
             </w:r>
           </w:p>
           <w:p>
+            <w:pPr>
+              <w:rPr>
+                <w:highlight w:val="green"/>
+              </w:rPr>
+            </w:pPr>
             <w:r>
               <w:rPr>
                 <w:highlight w:val="green"/>
@@ -8321,16 +8642,22 @@
               <w:t>2 19:14 (F2)</w:t>
             </w:r>
           </w:p>
-          <w:p/>
-          <w:p>
-            <w:pPr>
-              <w:rPr>
-                <w:highlight w:val="yellow"/>
-              </w:rPr>
-            </w:pPr>
-            <w:r>
-              <w:rPr>
-                <w:highlight w:val="yellow"/>
+          <w:p>
+            <w:pPr>
+              <w:rPr>
+                <w:highlight w:val="green"/>
+              </w:rPr>
+            </w:pPr>
+          </w:p>
+          <w:p>
+            <w:pPr>
+              <w:rPr>
+                <w:highlight w:val="green"/>
+              </w:rPr>
+            </w:pPr>
+            <w:r>
+              <w:rPr>
+                <w:highlight w:val="green"/>
               </w:rPr>
               <w:t>CRAB</w:t>
             </w:r>
@@ -8338,12 +8665,12 @@
           <w:p>
             <w:pPr>
               <w:rPr>
-                <w:highlight w:val="yellow"/>
-              </w:rPr>
-            </w:pPr>
-            <w:r>
-              <w:rPr>
-                <w:highlight w:val="yellow"/>
+                <w:highlight w:val="green"/>
+              </w:rPr>
+            </w:pPr>
+            <w:r>
+              <w:rPr>
+                <w:highlight w:val="green"/>
               </w:rPr>
               <w:t>SWIM 25:42</w:t>
             </w:r>
@@ -8876,6 +9203,11 @@
             </w:r>
           </w:p>
           <w:p>
+            <w:pPr>
+              <w:rPr>
+                <w:highlight w:val="green"/>
+              </w:rPr>
+            </w:pPr>
             <w:r>
               <w:rPr>
                 <w:highlight w:val="green"/>
@@ -8897,29 +9229,46 @@
               <w:t xml:space="preserve"> CUTE 05:11 (F2)</w:t>
             </w:r>
           </w:p>
-          <w:p/>
-          <w:p>
-            <w:pPr>
-              <w:rPr>
-                <w:highlight w:val="yellow"/>
-              </w:rPr>
-            </w:pPr>
-            <w:r>
-              <w:rPr>
-                <w:highlight w:val="yellow"/>
+          <w:p>
+            <w:pPr>
+              <w:rPr>
+                <w:highlight w:val="green"/>
+              </w:rPr>
+            </w:pPr>
+          </w:p>
+          <w:p>
+            <w:pPr>
+              <w:rPr>
+                <w:highlight w:val="green"/>
+              </w:rPr>
+            </w:pPr>
+            <w:r>
+              <w:rPr>
+                <w:highlight w:val="green"/>
               </w:rPr>
               <w:t>SHRIMP</w:t>
             </w:r>
           </w:p>
           <w:p>
-            <w:r>
-              <w:rPr>
-                <w:highlight w:val="yellow"/>
+            <w:pPr>
+              <w:rPr>
+                <w:highlight w:val="green"/>
+              </w:rPr>
+            </w:pPr>
+            <w:r>
+              <w:rPr>
+                <w:highlight w:val="green"/>
               </w:rPr>
               <w:t>1 14:00</w:t>
             </w:r>
           </w:p>
-          <w:p/>
+          <w:p>
+            <w:pPr>
+              <w:rPr>
+                <w:highlight w:val="green"/>
+              </w:rPr>
+            </w:pPr>
+          </w:p>
           <w:p>
             <w:pPr>
               <w:rPr>
@@ -8934,6 +9283,11 @@
             </w:r>
           </w:p>
           <w:p>
+            <w:pPr>
+              <w:rPr>
+                <w:highlight w:val="green"/>
+              </w:rPr>
+            </w:pPr>
             <w:r>
               <w:rPr>
                 <w:highlight w:val="green"/>
@@ -8941,29 +9295,46 @@
               <w:t>02:28 (F2)</w:t>
             </w:r>
           </w:p>
-          <w:p/>
-          <w:p>
-            <w:pPr>
-              <w:rPr>
-                <w:highlight w:val="yellow"/>
-              </w:rPr>
-            </w:pPr>
-            <w:r>
-              <w:rPr>
-                <w:highlight w:val="yellow"/>
+          <w:p>
+            <w:pPr>
+              <w:rPr>
+                <w:highlight w:val="green"/>
+              </w:rPr>
+            </w:pPr>
+          </w:p>
+          <w:p>
+            <w:pPr>
+              <w:rPr>
+                <w:highlight w:val="green"/>
+              </w:rPr>
+            </w:pPr>
+            <w:r>
+              <w:rPr>
+                <w:highlight w:val="green"/>
               </w:rPr>
               <w:t>CRAB</w:t>
             </w:r>
           </w:p>
           <w:p>
-            <w:r>
-              <w:rPr>
-                <w:highlight w:val="yellow"/>
+            <w:pPr>
+              <w:rPr>
+                <w:highlight w:val="green"/>
+              </w:rPr>
+            </w:pPr>
+            <w:r>
+              <w:rPr>
+                <w:highlight w:val="green"/>
               </w:rPr>
               <w:t>SWIM 16:52 (F2)</w:t>
             </w:r>
           </w:p>
-          <w:p/>
+          <w:p>
+            <w:pPr>
+              <w:rPr>
+                <w:highlight w:val="green"/>
+              </w:rPr>
+            </w:pPr>
+          </w:p>
           <w:p>
             <w:pPr>
               <w:rPr>
@@ -9414,23 +9785,40 @@
             </w:r>
           </w:p>
           <w:p>
-            <w:r>
-              <w:rPr>
-                <w:highlight w:val="green"/>
-              </w:rPr>
-              <w:t>00:30 (F2)</w:t>
-            </w:r>
-          </w:p>
-          <w:p/>
-          <w:p>
-            <w:pPr>
-              <w:rPr>
-                <w:highlight w:val="yellow"/>
-              </w:rPr>
-            </w:pPr>
-            <w:r>
-              <w:rPr>
-                <w:highlight w:val="yellow"/>
+            <w:pPr>
+              <w:rPr>
+                <w:highlight w:val="green"/>
+              </w:rPr>
+            </w:pPr>
+            <w:r>
+              <w:rPr>
+                <w:highlight w:val="green"/>
+              </w:rPr>
+              <w:t>00:</w:t>
+            </w:r>
+            <w:r>
+              <w:rPr>
+                <w:highlight w:val="green"/>
+              </w:rPr>
+              <w:t>30 (F2)</w:t>
+            </w:r>
+          </w:p>
+          <w:p>
+            <w:pPr>
+              <w:rPr>
+                <w:highlight w:val="green"/>
+              </w:rPr>
+            </w:pPr>
+          </w:p>
+          <w:p>
+            <w:pPr>
+              <w:rPr>
+                <w:highlight w:val="green"/>
+              </w:rPr>
+            </w:pPr>
+            <w:r>
+              <w:rPr>
+                <w:highlight w:val="green"/>
               </w:rPr>
               <w:t>Species: Shrimp</w:t>
             </w:r>
@@ -9438,79 +9826,164 @@
           <w:p>
             <w:pPr>
               <w:rPr>
-                <w:highlight w:val="yellow"/>
-              </w:rPr>
-            </w:pPr>
-            <w:r>
-              <w:rPr>
-                <w:highlight w:val="yellow"/>
-              </w:rPr>
-              <w:t>T1: 00:02:26 (F2)</w:t>
-            </w:r>
-          </w:p>
-          <w:p>
-            <w:pPr>
-              <w:rPr>
-                <w:highlight w:val="yellow"/>
+                <w:highlight w:val="green"/>
+                <w:lang w:val="fr-FR"/>
+              </w:rPr>
+            </w:pPr>
+            <w:r>
+              <w:rPr>
+                <w:highlight w:val="green"/>
+                <w:lang w:val="fr-FR"/>
+              </w:rPr>
+              <w:t>T</w:t>
+            </w:r>
+            <w:proofErr w:type="gramStart"/>
+            <w:r>
+              <w:rPr>
+                <w:highlight w:val="green"/>
+                <w:lang w:val="fr-FR"/>
+              </w:rPr>
+              <w:t>1:</w:t>
+            </w:r>
+            <w:proofErr w:type="gramEnd"/>
+            <w:r>
+              <w:rPr>
+                <w:highlight w:val="green"/>
+                <w:lang w:val="fr-FR"/>
+              </w:rPr>
+              <w:t xml:space="preserve"> </w:t>
+            </w:r>
+            <w:proofErr w:type="gramStart"/>
+            <w:r>
+              <w:rPr>
+                <w:highlight w:val="green"/>
+                <w:lang w:val="fr-FR"/>
+              </w:rPr>
+              <w:t>00:02:</w:t>
+            </w:r>
+            <w:proofErr w:type="gramEnd"/>
+            <w:r>
+              <w:rPr>
+                <w:highlight w:val="green"/>
+                <w:lang w:val="fr-FR"/>
+              </w:rPr>
+              <w:t>26 (F2)</w:t>
+            </w:r>
+          </w:p>
+          <w:p>
+            <w:pPr>
+              <w:rPr>
+                <w:highlight w:val="green"/>
+                <w:lang w:val="fr-FR"/>
               </w:rPr>
             </w:pPr>
             <w:proofErr w:type="spellStart"/>
-            <w:r>
-              <w:rPr>
-                <w:highlight w:val="yellow"/>
+            <w:proofErr w:type="gramStart"/>
+            <w:r>
+              <w:rPr>
+                <w:highlight w:val="green"/>
+                <w:lang w:val="fr-FR"/>
               </w:rPr>
               <w:t>MaxN</w:t>
             </w:r>
             <w:proofErr w:type="spellEnd"/>
             <w:r>
               <w:rPr>
-                <w:highlight w:val="yellow"/>
-              </w:rPr>
-              <w:t xml:space="preserve">: </w:t>
-            </w:r>
-          </w:p>
-          <w:p>
-            <w:pPr>
-              <w:rPr>
-                <w:highlight w:val="yellow"/>
-              </w:rPr>
-            </w:pPr>
-            <w:r>
-              <w:rPr>
-                <w:highlight w:val="yellow"/>
-              </w:rPr>
-              <w:t>-1 (00:02:26) (F2)</w:t>
-            </w:r>
-          </w:p>
-          <w:p>
-            <w:pPr>
-              <w:rPr>
-                <w:highlight w:val="yellow"/>
-              </w:rPr>
-            </w:pPr>
-            <w:r>
-              <w:rPr>
-                <w:highlight w:val="yellow"/>
-              </w:rPr>
-              <w:t>-2 (00:02:47) (F2)</w:t>
-            </w:r>
-          </w:p>
-          <w:p>
-            <w:pPr>
-              <w:rPr>
-                <w:highlight w:val="yellow"/>
-              </w:rPr>
-            </w:pPr>
-          </w:p>
-          <w:p>
-            <w:pPr>
-              <w:rPr>
-                <w:highlight w:val="yellow"/>
-              </w:rPr>
-            </w:pPr>
-            <w:r>
-              <w:rPr>
-                <w:highlight w:val="yellow"/>
+                <w:highlight w:val="green"/>
+                <w:lang w:val="fr-FR"/>
+              </w:rPr>
+              <w:t>:</w:t>
+            </w:r>
+            <w:proofErr w:type="gramEnd"/>
+            <w:r>
+              <w:rPr>
+                <w:highlight w:val="green"/>
+                <w:lang w:val="fr-FR"/>
+              </w:rPr>
+              <w:t xml:space="preserve"> </w:t>
+            </w:r>
+          </w:p>
+          <w:p>
+            <w:pPr>
+              <w:rPr>
+                <w:highlight w:val="green"/>
+                <w:lang w:val="fr-FR"/>
+              </w:rPr>
+            </w:pPr>
+            <w:r>
+              <w:rPr>
+                <w:highlight w:val="green"/>
+                <w:lang w:val="fr-FR"/>
+              </w:rPr>
+              <w:t>-1 (</w:t>
+            </w:r>
+            <w:proofErr w:type="gramStart"/>
+            <w:r>
+              <w:rPr>
+                <w:highlight w:val="green"/>
+                <w:lang w:val="fr-FR"/>
+              </w:rPr>
+              <w:t>00:02:</w:t>
+            </w:r>
+            <w:proofErr w:type="gramEnd"/>
+            <w:r>
+              <w:rPr>
+                <w:highlight w:val="green"/>
+                <w:lang w:val="fr-FR"/>
+              </w:rPr>
+              <w:t>26) (F2)</w:t>
+            </w:r>
+          </w:p>
+          <w:p>
+            <w:pPr>
+              <w:rPr>
+                <w:highlight w:val="green"/>
+                <w:lang w:val="fr-FR"/>
+              </w:rPr>
+            </w:pPr>
+            <w:r>
+              <w:rPr>
+                <w:highlight w:val="green"/>
+                <w:lang w:val="fr-FR"/>
+              </w:rPr>
+              <w:t>-2 (</w:t>
+            </w:r>
+            <w:proofErr w:type="gramStart"/>
+            <w:r>
+              <w:rPr>
+                <w:highlight w:val="green"/>
+                <w:lang w:val="fr-FR"/>
+              </w:rPr>
+              <w:t>00:02:</w:t>
+            </w:r>
+            <w:proofErr w:type="gramEnd"/>
+            <w:r>
+              <w:rPr>
+                <w:highlight w:val="green"/>
+                <w:lang w:val="fr-FR"/>
+              </w:rPr>
+              <w:t>47) (F2)</w:t>
+            </w:r>
+          </w:p>
+          <w:p>
+            <w:pPr>
+              <w:rPr>
+                <w:highlight w:val="green"/>
+                <w:lang w:val="fr-FR"/>
+              </w:rPr>
+            </w:pPr>
+          </w:p>
+          <w:p>
+            <w:pPr>
+              <w:rPr>
+                <w:highlight w:val="green"/>
+                <w:lang w:val="fr-FR"/>
+              </w:rPr>
+            </w:pPr>
+            <w:r>
+              <w:rPr>
+                <w:highlight w:val="green"/>
+                <w:lang w:val="fr-FR"/>
               </w:rPr>
               <w:t>CRAB</w:t>
             </w:r>
@@ -9518,38 +9991,32 @@
           <w:p>
             <w:pPr>
               <w:rPr>
-                <w:highlight w:val="yellow"/>
-              </w:rPr>
-            </w:pPr>
-            <w:r>
-              <w:rPr>
-                <w:highlight w:val="yellow"/>
-              </w:rPr>
-              <w:t xml:space="preserve">MUD </w:t>
-            </w:r>
-            <w:r>
-              <w:rPr>
-                <w:highlight w:val="yellow"/>
-              </w:rPr>
-              <w:t>T1: 00:23:05 (F1)</w:t>
-            </w:r>
-          </w:p>
-          <w:p>
-            <w:pPr>
-              <w:rPr>
-                <w:highlight w:val="yellow"/>
-              </w:rPr>
-            </w:pPr>
-          </w:p>
-          <w:p>
-            <w:pPr>
-              <w:rPr>
-                <w:highlight w:val="yellow"/>
-              </w:rPr>
-            </w:pPr>
-            <w:r>
-              <w:rPr>
-                <w:highlight w:val="yellow"/>
+                <w:highlight w:val="green"/>
+              </w:rPr>
+            </w:pPr>
+            <w:r>
+              <w:rPr>
+                <w:highlight w:val="green"/>
+              </w:rPr>
+              <w:t>MUD T1: 00:23:05 (F1)</w:t>
+            </w:r>
+          </w:p>
+          <w:p>
+            <w:pPr>
+              <w:rPr>
+                <w:highlight w:val="green"/>
+              </w:rPr>
+            </w:pPr>
+          </w:p>
+          <w:p>
+            <w:pPr>
+              <w:rPr>
+                <w:highlight w:val="green"/>
+              </w:rPr>
+            </w:pPr>
+            <w:r>
+              <w:rPr>
+                <w:highlight w:val="green"/>
               </w:rPr>
               <w:t>SWIM 05:43 (F2)</w:t>
             </w:r>
@@ -9557,12 +10024,12 @@
           <w:p>
             <w:pPr>
               <w:rPr>
-                <w:highlight w:val="yellow"/>
-              </w:rPr>
-            </w:pPr>
-            <w:r>
-              <w:rPr>
-                <w:highlight w:val="yellow"/>
+                <w:highlight w:val="green"/>
+              </w:rPr>
+            </w:pPr>
+            <w:r>
+              <w:rPr>
+                <w:highlight w:val="green"/>
               </w:rPr>
               <w:t>MUD 14:35 (F2)</w:t>
             </w:r>
@@ -9570,12 +10037,12 @@
           <w:p>
             <w:pPr>
               <w:rPr>
-                <w:highlight w:val="yellow"/>
-              </w:rPr>
-            </w:pPr>
-            <w:r>
-              <w:rPr>
-                <w:highlight w:val="yellow"/>
+                <w:highlight w:val="green"/>
+              </w:rPr>
+            </w:pPr>
+            <w:r>
+              <w:rPr>
+                <w:highlight w:val="green"/>
               </w:rPr>
               <w:t>MUD 25:53 (F2)</w:t>
             </w:r>
@@ -9583,33 +10050,64 @@
           <w:p>
             <w:pPr>
               <w:rPr>
-                <w:highlight w:val="yellow"/>
-              </w:rPr>
-            </w:pPr>
-          </w:p>
-          <w:p/>
-          <w:p>
-            <w:r>
+                <w:highlight w:val="green"/>
+              </w:rPr>
+            </w:pPr>
+          </w:p>
+          <w:p>
+            <w:pPr>
+              <w:rPr>
+                <w:highlight w:val="green"/>
+              </w:rPr>
+            </w:pPr>
+          </w:p>
+          <w:p>
+            <w:pPr>
+              <w:rPr>
+                <w:highlight w:val="green"/>
+              </w:rPr>
+            </w:pPr>
+            <w:r>
+              <w:rPr>
+                <w:highlight w:val="green"/>
+              </w:rPr>
               <w:t xml:space="preserve">Species: </w:t>
             </w:r>
             <w:proofErr w:type="spellStart"/>
             <w:r>
+              <w:rPr>
+                <w:highlight w:val="green"/>
+              </w:rPr>
               <w:t>Dotdash</w:t>
             </w:r>
             <w:proofErr w:type="spellEnd"/>
           </w:p>
           <w:p>
-            <w:r>
+            <w:pPr>
+              <w:rPr>
+                <w:highlight w:val="green"/>
+              </w:rPr>
+            </w:pPr>
+            <w:r>
+              <w:rPr>
+                <w:highlight w:val="green"/>
+              </w:rPr>
               <w:t>T1: 00:25:56 (F2)</w:t>
             </w:r>
           </w:p>
           <w:p>
             <w:proofErr w:type="spellStart"/>
             <w:r>
+              <w:rPr>
+                <w:highlight w:val="green"/>
+              </w:rPr>
               <w:t>MaxN</w:t>
             </w:r>
             <w:proofErr w:type="spellEnd"/>
             <w:r>
+              <w:rPr>
+                <w:highlight w:val="green"/>
+              </w:rPr>
               <w:t>: 2 (F2)</w:t>
             </w:r>
           </w:p>
@@ -10561,6 +11059,11 @@
             </w:r>
           </w:p>
           <w:p>
+            <w:pPr>
+              <w:rPr>
+                <w:highlight w:val="green"/>
+              </w:rPr>
+            </w:pPr>
             <w:r>
               <w:rPr>
                 <w:highlight w:val="green"/>
@@ -10568,16 +11071,22 @@
               <w:t>1 11:27</w:t>
             </w:r>
           </w:p>
-          <w:p/>
-          <w:p>
-            <w:pPr>
-              <w:rPr>
-                <w:highlight w:val="yellow"/>
-              </w:rPr>
-            </w:pPr>
-            <w:r>
-              <w:rPr>
-                <w:highlight w:val="yellow"/>
+          <w:p>
+            <w:pPr>
+              <w:rPr>
+                <w:highlight w:val="green"/>
+              </w:rPr>
+            </w:pPr>
+          </w:p>
+          <w:p>
+            <w:pPr>
+              <w:rPr>
+                <w:highlight w:val="green"/>
+              </w:rPr>
+            </w:pPr>
+            <w:r>
+              <w:rPr>
+                <w:highlight w:val="green"/>
               </w:rPr>
               <w:t>CRAB</w:t>
             </w:r>
@@ -10585,18 +11094,18 @@
           <w:p>
             <w:pPr>
               <w:rPr>
-                <w:highlight w:val="yellow"/>
-              </w:rPr>
-            </w:pPr>
-            <w:r>
-              <w:rPr>
-                <w:highlight w:val="yellow"/>
+                <w:highlight w:val="green"/>
+              </w:rPr>
+            </w:pPr>
+            <w:r>
+              <w:rPr>
+                <w:highlight w:val="green"/>
               </w:rPr>
               <w:t>SWIM? 14:21</w:t>
             </w:r>
             <w:r>
               <w:rPr>
-                <w:highlight w:val="yellow"/>
+                <w:highlight w:val="green"/>
               </w:rPr>
               <w:t xml:space="preserve"> T1 AND MAXN = 1</w:t>
             </w:r>
@@ -10604,12 +11113,12 @@
           <w:p>
             <w:pPr>
               <w:rPr>
-                <w:highlight w:val="yellow"/>
-              </w:rPr>
-            </w:pPr>
-            <w:r>
-              <w:rPr>
-                <w:highlight w:val="yellow"/>
+                <w:highlight w:val="green"/>
+              </w:rPr>
+            </w:pPr>
+            <w:r>
+              <w:rPr>
+                <w:highlight w:val="green"/>
               </w:rPr>
               <w:t>ALL SWIM BELOW</w:t>
             </w:r>
@@ -10617,12 +11126,12 @@
           <w:p>
             <w:pPr>
               <w:rPr>
-                <w:highlight w:val="yellow"/>
-              </w:rPr>
-            </w:pPr>
-            <w:r>
-              <w:rPr>
-                <w:highlight w:val="yellow"/>
+                <w:highlight w:val="green"/>
+              </w:rPr>
+            </w:pPr>
+            <w:r>
+              <w:rPr>
+                <w:highlight w:val="green"/>
               </w:rPr>
               <w:t>20:46</w:t>
             </w:r>
@@ -10630,12 +11139,12 @@
           <w:p>
             <w:pPr>
               <w:rPr>
-                <w:highlight w:val="yellow"/>
-              </w:rPr>
-            </w:pPr>
-            <w:r>
-              <w:rPr>
-                <w:highlight w:val="yellow"/>
+                <w:highlight w:val="green"/>
+              </w:rPr>
+            </w:pPr>
+            <w:r>
+              <w:rPr>
+                <w:highlight w:val="green"/>
               </w:rPr>
               <w:t>05:05 (F2)</w:t>
             </w:r>
@@ -10643,25 +11152,36 @@
           <w:p>
             <w:pPr>
               <w:rPr>
-                <w:highlight w:val="yellow"/>
-              </w:rPr>
-            </w:pPr>
-            <w:r>
-              <w:rPr>
-                <w:highlight w:val="yellow"/>
+                <w:highlight w:val="green"/>
+              </w:rPr>
+            </w:pPr>
+            <w:r>
+              <w:rPr>
+                <w:highlight w:val="green"/>
               </w:rPr>
               <w:t>09:40 (F3)</w:t>
             </w:r>
           </w:p>
           <w:p>
-            <w:r>
-              <w:rPr>
-                <w:highlight w:val="yellow"/>
+            <w:pPr>
+              <w:rPr>
+                <w:highlight w:val="green"/>
+              </w:rPr>
+            </w:pPr>
+            <w:r>
+              <w:rPr>
+                <w:highlight w:val="green"/>
               </w:rPr>
               <w:t>13:03 (F3)</w:t>
             </w:r>
           </w:p>
-          <w:p/>
+          <w:p>
+            <w:pPr>
+              <w:rPr>
+                <w:highlight w:val="green"/>
+              </w:rPr>
+            </w:pPr>
+          </w:p>
           <w:p>
             <w:pPr>
               <w:rPr>
@@ -10709,6 +11229,11 @@
             </w:r>
           </w:p>
           <w:p>
+            <w:pPr>
+              <w:rPr>
+                <w:highlight w:val="green"/>
+              </w:rPr>
+            </w:pPr>
             <w:r>
               <w:rPr>
                 <w:highlight w:val="green"/>
@@ -10716,16 +11241,24 @@
               <w:t>GOOD SHOT 12:24 (F2)</w:t>
             </w:r>
           </w:p>
-          <w:p/>
-          <w:p>
-            <w:pPr>
-              <w:rPr>
-                <w:highlight w:val="green"/>
-              </w:rPr>
-            </w:pPr>
-            <w:r>
-              <w:rPr>
-                <w:highlight w:val="green"/>
+          <w:p>
+            <w:pPr>
+              <w:rPr>
+                <w:highlight w:val="green"/>
+              </w:rPr>
+            </w:pPr>
+          </w:p>
+          <w:p>
+            <w:pPr>
+              <w:rPr>
+                <w:highlight w:val="green"/>
+                <w:lang w:val="fr-FR"/>
+              </w:rPr>
+            </w:pPr>
+            <w:r>
+              <w:rPr>
+                <w:highlight w:val="green"/>
+                <w:lang w:val="fr-FR"/>
               </w:rPr>
               <w:t>FISH K</w:t>
             </w:r>
@@ -10734,13 +11267,47 @@
             <w:pPr>
               <w:rPr>
                 <w:highlight w:val="green"/>
-              </w:rPr>
-            </w:pPr>
-            <w:r>
-              <w:t>T1: 00:13:07 (F1)</w:t>
-            </w:r>
-            <w:r>
-              <w:t xml:space="preserve"> NEW T1</w:t>
+                <w:lang w:val="fr-FR"/>
+              </w:rPr>
+            </w:pPr>
+            <w:r>
+              <w:rPr>
+                <w:highlight w:val="green"/>
+                <w:lang w:val="fr-FR"/>
+              </w:rPr>
+              <w:t>T</w:t>
+            </w:r>
+            <w:proofErr w:type="gramStart"/>
+            <w:r>
+              <w:rPr>
+                <w:highlight w:val="green"/>
+                <w:lang w:val="fr-FR"/>
+              </w:rPr>
+              <w:t>1:</w:t>
+            </w:r>
+            <w:proofErr w:type="gramEnd"/>
+            <w:r>
+              <w:rPr>
+                <w:highlight w:val="green"/>
+                <w:lang w:val="fr-FR"/>
+              </w:rPr>
+              <w:t xml:space="preserve"> </w:t>
+            </w:r>
+            <w:proofErr w:type="gramStart"/>
+            <w:r>
+              <w:rPr>
+                <w:highlight w:val="green"/>
+                <w:lang w:val="fr-FR"/>
+              </w:rPr>
+              <w:t>00:13:</w:t>
+            </w:r>
+            <w:proofErr w:type="gramEnd"/>
+            <w:r>
+              <w:rPr>
+                <w:highlight w:val="green"/>
+                <w:lang w:val="fr-FR"/>
+              </w:rPr>
+              <w:t>07 (F1) NEW T1</w:t>
             </w:r>
           </w:p>
           <w:p>
@@ -11427,6 +11994,11 @@
             </w:r>
           </w:p>
           <w:p>
+            <w:pPr>
+              <w:rPr>
+                <w:highlight w:val="green"/>
+              </w:rPr>
+            </w:pPr>
             <w:r>
               <w:rPr>
                 <w:highlight w:val="green"/>
@@ -11434,51 +12006,235 @@
               <w:t>54 10:32 (F2)</w:t>
             </w:r>
           </w:p>
-          <w:p/>
-          <w:p>
-            <w:r>
+          <w:p>
+            <w:pPr>
+              <w:rPr>
+                <w:highlight w:val="green"/>
+              </w:rPr>
+            </w:pPr>
+          </w:p>
+          <w:p>
+            <w:pPr>
+              <w:rPr>
+                <w:highlight w:val="green"/>
+              </w:rPr>
+            </w:pPr>
+            <w:r>
+              <w:rPr>
+                <w:highlight w:val="green"/>
+              </w:rPr>
               <w:t>Species: Fish K</w:t>
             </w:r>
           </w:p>
           <w:p>
-            <w:r>
-              <w:t>T1: 00:12:28 (F1)</w:t>
-            </w:r>
-          </w:p>
-          <w:p>
+            <w:pPr>
+              <w:rPr>
+                <w:highlight w:val="green"/>
+                <w:lang w:val="fr-FR"/>
+              </w:rPr>
+            </w:pPr>
+            <w:r>
+              <w:rPr>
+                <w:highlight w:val="green"/>
+                <w:lang w:val="fr-FR"/>
+              </w:rPr>
+              <w:t>T</w:t>
+            </w:r>
+            <w:proofErr w:type="gramStart"/>
+            <w:r>
+              <w:rPr>
+                <w:highlight w:val="green"/>
+                <w:lang w:val="fr-FR"/>
+              </w:rPr>
+              <w:t>1:</w:t>
+            </w:r>
+            <w:proofErr w:type="gramEnd"/>
+            <w:r>
+              <w:rPr>
+                <w:highlight w:val="green"/>
+                <w:lang w:val="fr-FR"/>
+              </w:rPr>
+              <w:t xml:space="preserve"> </w:t>
+            </w:r>
+            <w:proofErr w:type="gramStart"/>
+            <w:r>
+              <w:rPr>
+                <w:highlight w:val="green"/>
+                <w:lang w:val="fr-FR"/>
+              </w:rPr>
+              <w:t>00:12:</w:t>
+            </w:r>
+            <w:proofErr w:type="gramEnd"/>
+            <w:r>
+              <w:rPr>
+                <w:highlight w:val="green"/>
+                <w:lang w:val="fr-FR"/>
+              </w:rPr>
+              <w:t>28 (F1)</w:t>
+            </w:r>
+          </w:p>
+          <w:p>
+            <w:pPr>
+              <w:rPr>
+                <w:highlight w:val="green"/>
+                <w:lang w:val="fr-FR"/>
+              </w:rPr>
+            </w:pPr>
             <w:proofErr w:type="spellStart"/>
-            <w:r>
+            <w:proofErr w:type="gramStart"/>
+            <w:r>
+              <w:rPr>
+                <w:highlight w:val="green"/>
+                <w:lang w:val="fr-FR"/>
+              </w:rPr>
               <w:t>MaxN</w:t>
             </w:r>
             <w:proofErr w:type="spellEnd"/>
             <w:r>
-              <w:t xml:space="preserve">: </w:t>
-            </w:r>
-          </w:p>
-          <w:p>
-            <w:r>
-              <w:t>-1 (00:12:28) (F1)</w:t>
-            </w:r>
-          </w:p>
-          <w:p>
-            <w:r>
-              <w:t>-2 (00:16:50) (F1)</w:t>
-            </w:r>
-          </w:p>
-          <w:p>
-            <w:r>
-              <w:t>-3 (00:16:52) (F1)</w:t>
-            </w:r>
-          </w:p>
-          <w:p>
-            <w:r>
-              <w:t>-4 (00:16:54) (F1)</w:t>
-            </w:r>
-          </w:p>
-          <w:p>
-            <w:pPr>
-              <w:rPr>
-                <w:highlight w:val="green"/>
+              <w:rPr>
+                <w:highlight w:val="green"/>
+                <w:lang w:val="fr-FR"/>
+              </w:rPr>
+              <w:t>:</w:t>
+            </w:r>
+            <w:proofErr w:type="gramEnd"/>
+            <w:r>
+              <w:rPr>
+                <w:highlight w:val="green"/>
+                <w:lang w:val="fr-FR"/>
+              </w:rPr>
+              <w:t xml:space="preserve"> </w:t>
+            </w:r>
+          </w:p>
+          <w:p>
+            <w:pPr>
+              <w:rPr>
+                <w:highlight w:val="green"/>
+                <w:lang w:val="fr-FR"/>
+              </w:rPr>
+            </w:pPr>
+            <w:r>
+              <w:rPr>
+                <w:highlight w:val="green"/>
+                <w:lang w:val="fr-FR"/>
+              </w:rPr>
+              <w:t>-1 (</w:t>
+            </w:r>
+            <w:proofErr w:type="gramStart"/>
+            <w:r>
+              <w:rPr>
+                <w:highlight w:val="green"/>
+                <w:lang w:val="fr-FR"/>
+              </w:rPr>
+              <w:t>00:12:</w:t>
+            </w:r>
+            <w:proofErr w:type="gramEnd"/>
+            <w:r>
+              <w:rPr>
+                <w:highlight w:val="green"/>
+                <w:lang w:val="fr-FR"/>
+              </w:rPr>
+              <w:t>28) (F1)</w:t>
+            </w:r>
+          </w:p>
+          <w:p>
+            <w:pPr>
+              <w:rPr>
+                <w:highlight w:val="green"/>
+                <w:lang w:val="fr-FR"/>
+              </w:rPr>
+            </w:pPr>
+            <w:r>
+              <w:rPr>
+                <w:highlight w:val="green"/>
+                <w:lang w:val="fr-FR"/>
+              </w:rPr>
+              <w:t>-2 (</w:t>
+            </w:r>
+            <w:proofErr w:type="gramStart"/>
+            <w:r>
+              <w:rPr>
+                <w:highlight w:val="green"/>
+                <w:lang w:val="fr-FR"/>
+              </w:rPr>
+              <w:t>00:16:</w:t>
+            </w:r>
+            <w:proofErr w:type="gramEnd"/>
+            <w:r>
+              <w:rPr>
+                <w:highlight w:val="green"/>
+                <w:lang w:val="fr-FR"/>
+              </w:rPr>
+              <w:t>50) (F1)</w:t>
+            </w:r>
+          </w:p>
+          <w:p>
+            <w:pPr>
+              <w:rPr>
+                <w:highlight w:val="green"/>
+                <w:lang w:val="fr-FR"/>
+              </w:rPr>
+            </w:pPr>
+            <w:r>
+              <w:rPr>
+                <w:highlight w:val="green"/>
+                <w:lang w:val="fr-FR"/>
+              </w:rPr>
+              <w:t>-3 (</w:t>
+            </w:r>
+            <w:proofErr w:type="gramStart"/>
+            <w:r>
+              <w:rPr>
+                <w:highlight w:val="green"/>
+                <w:lang w:val="fr-FR"/>
+              </w:rPr>
+              <w:t>00:16:</w:t>
+            </w:r>
+            <w:proofErr w:type="gramEnd"/>
+            <w:r>
+              <w:rPr>
+                <w:highlight w:val="green"/>
+                <w:lang w:val="fr-FR"/>
+              </w:rPr>
+              <w:t>52) (F1)</w:t>
+            </w:r>
+          </w:p>
+          <w:p>
+            <w:pPr>
+              <w:rPr>
+                <w:highlight w:val="green"/>
+                <w:lang w:val="fr-FR"/>
+              </w:rPr>
+            </w:pPr>
+            <w:r>
+              <w:rPr>
+                <w:highlight w:val="green"/>
+                <w:lang w:val="fr-FR"/>
+              </w:rPr>
+              <w:t>-4 (</w:t>
+            </w:r>
+            <w:proofErr w:type="gramStart"/>
+            <w:r>
+              <w:rPr>
+                <w:highlight w:val="green"/>
+                <w:lang w:val="fr-FR"/>
+              </w:rPr>
+              <w:t>00:16:</w:t>
+            </w:r>
+            <w:proofErr w:type="gramEnd"/>
+            <w:r>
+              <w:rPr>
+                <w:highlight w:val="green"/>
+                <w:lang w:val="fr-FR"/>
+              </w:rPr>
+              <w:t>54) (F1)</w:t>
+            </w:r>
+          </w:p>
+          <w:p>
+            <w:pPr>
+              <w:rPr>
+                <w:highlight w:val="green"/>
+                <w:lang w:val="fr-FR"/>
               </w:rPr>
             </w:pPr>
           </w:p>
@@ -11496,6 +12252,11 @@
             </w:r>
           </w:p>
           <w:p>
+            <w:pPr>
+              <w:rPr>
+                <w:highlight w:val="green"/>
+              </w:rPr>
+            </w:pPr>
             <w:r>
               <w:rPr>
                 <w:highlight w:val="green"/>
@@ -11503,7 +12264,13 @@
               <w:t>1 14:57 (F2)</w:t>
             </w:r>
           </w:p>
-          <w:p/>
+          <w:p>
+            <w:pPr>
+              <w:rPr>
+                <w:highlight w:val="green"/>
+              </w:rPr>
+            </w:pPr>
+          </w:p>
           <w:p>
             <w:pPr>
               <w:rPr>
@@ -11518,6 +12285,11 @@
             </w:r>
           </w:p>
           <w:p>
+            <w:pPr>
+              <w:rPr>
+                <w:highlight w:val="green"/>
+              </w:rPr>
+            </w:pPr>
             <w:r>
               <w:rPr>
                 <w:highlight w:val="green"/>
@@ -11525,7 +12297,13 @@
               <w:t>1 23:00</w:t>
             </w:r>
           </w:p>
-          <w:p/>
+          <w:p>
+            <w:pPr>
+              <w:rPr>
+                <w:highlight w:val="green"/>
+              </w:rPr>
+            </w:pPr>
+          </w:p>
           <w:p>
             <w:pPr>
               <w:rPr>
@@ -11573,6 +12351,11 @@
             </w:r>
           </w:p>
           <w:p>
+            <w:pPr>
+              <w:rPr>
+                <w:highlight w:val="green"/>
+              </w:rPr>
+            </w:pPr>
             <w:r>
               <w:rPr>
                 <w:highlight w:val="green"/>
@@ -11580,16 +12363,22 @@
               <w:t>1 28:13</w:t>
             </w:r>
           </w:p>
-          <w:p/>
-          <w:p>
-            <w:pPr>
-              <w:rPr>
-                <w:highlight w:val="yellow"/>
-              </w:rPr>
-            </w:pPr>
-            <w:r>
-              <w:rPr>
-                <w:highlight w:val="yellow"/>
+          <w:p>
+            <w:pPr>
+              <w:rPr>
+                <w:highlight w:val="green"/>
+              </w:rPr>
+            </w:pPr>
+          </w:p>
+          <w:p>
+            <w:pPr>
+              <w:rPr>
+                <w:highlight w:val="green"/>
+              </w:rPr>
+            </w:pPr>
+            <w:r>
+              <w:rPr>
+                <w:highlight w:val="green"/>
               </w:rPr>
               <w:t>CRAB – ALL SWIM</w:t>
             </w:r>
@@ -11597,12 +12386,12 @@
           <w:p>
             <w:pPr>
               <w:rPr>
-                <w:highlight w:val="yellow"/>
-              </w:rPr>
-            </w:pPr>
-            <w:r>
-              <w:rPr>
-                <w:highlight w:val="yellow"/>
+                <w:highlight w:val="green"/>
+              </w:rPr>
+            </w:pPr>
+            <w:r>
+              <w:rPr>
+                <w:highlight w:val="green"/>
               </w:rPr>
               <w:t>29:48</w:t>
             </w:r>
@@ -11610,12 +12399,12 @@
           <w:p>
             <w:pPr>
               <w:rPr>
-                <w:highlight w:val="yellow"/>
-              </w:rPr>
-            </w:pPr>
-            <w:r>
-              <w:rPr>
-                <w:highlight w:val="yellow"/>
+                <w:highlight w:val="green"/>
+              </w:rPr>
+            </w:pPr>
+            <w:r>
+              <w:rPr>
+                <w:highlight w:val="green"/>
               </w:rPr>
               <w:t>31:10</w:t>
             </w:r>
@@ -11623,12 +12412,12 @@
           <w:p>
             <w:pPr>
               <w:rPr>
-                <w:highlight w:val="yellow"/>
-              </w:rPr>
-            </w:pPr>
-            <w:r>
-              <w:rPr>
-                <w:highlight w:val="yellow"/>
+                <w:highlight w:val="green"/>
+              </w:rPr>
+            </w:pPr>
+            <w:r>
+              <w:rPr>
+                <w:highlight w:val="green"/>
               </w:rPr>
               <w:t>32:42</w:t>
             </w:r>
@@ -11636,12 +12425,12 @@
           <w:p>
             <w:pPr>
               <w:rPr>
-                <w:highlight w:val="yellow"/>
-              </w:rPr>
-            </w:pPr>
-            <w:r>
-              <w:rPr>
-                <w:highlight w:val="yellow"/>
+                <w:highlight w:val="green"/>
+              </w:rPr>
+            </w:pPr>
+            <w:r>
+              <w:rPr>
+                <w:highlight w:val="green"/>
               </w:rPr>
               <w:t>33:19</w:t>
             </w:r>
@@ -11649,12 +12438,12 @@
           <w:p>
             <w:pPr>
               <w:rPr>
-                <w:highlight w:val="yellow"/>
-              </w:rPr>
-            </w:pPr>
-            <w:r>
-              <w:rPr>
-                <w:highlight w:val="yellow"/>
+                <w:highlight w:val="green"/>
+              </w:rPr>
+            </w:pPr>
+            <w:r>
+              <w:rPr>
+                <w:highlight w:val="green"/>
               </w:rPr>
               <w:t>01:31 (F2)</w:t>
             </w:r>
@@ -11662,31 +12451,42 @@
           <w:p>
             <w:pPr>
               <w:rPr>
-                <w:highlight w:val="yellow"/>
-              </w:rPr>
-            </w:pPr>
-            <w:r>
-              <w:rPr>
-                <w:highlight w:val="yellow"/>
+                <w:highlight w:val="green"/>
+              </w:rPr>
+            </w:pPr>
+            <w:r>
+              <w:rPr>
+                <w:highlight w:val="green"/>
               </w:rPr>
               <w:t>02:15 (F2)</w:t>
             </w:r>
           </w:p>
           <w:p>
-            <w:r>
-              <w:rPr>
-                <w:highlight w:val="yellow"/>
+            <w:pPr>
+              <w:rPr>
+                <w:highlight w:val="green"/>
+              </w:rPr>
+            </w:pPr>
+            <w:r>
+              <w:rPr>
+                <w:highlight w:val="green"/>
               </w:rPr>
               <w:t>16:56 (F2)</w:t>
             </w:r>
           </w:p>
-          <w:p/>
-          <w:p>
-            <w:r>
-              <w:t>-2 (00:31:06) (F1)</w:t>
-            </w:r>
-            <w:r>
-              <w:t xml:space="preserve"> NEW MAXN</w:t>
+          <w:p>
+            <w:pPr>
+              <w:rPr>
+                <w:highlight w:val="green"/>
+              </w:rPr>
+            </w:pPr>
+          </w:p>
+          <w:p>
+            <w:r>
+              <w:rPr>
+                <w:highlight w:val="green"/>
+              </w:rPr>
+              <w:t>-2 (00:31:06) (F1) NEW MAXN</w:t>
             </w:r>
           </w:p>
           <w:p/>
@@ -13054,6 +13854,7 @@
   <w:style w:type="character" w:default="1" w:styleId="DefaultParagraphFont">
     <w:name w:val="Default Paragraph Font"/>
     <w:uiPriority w:val="1"/>
+    <w:semiHidden/>
     <w:unhideWhenUsed/>
   </w:style>
   <w:style w:type="table" w:default="1" w:styleId="TableNormal">

--- a/URUVS/Datasheets/URUV/07.2024/July_VideoAnalysis_OliviaQAQC.docx
+++ b/URUVS/Datasheets/URUV/07.2024/July_VideoAnalysis_OliviaQAQC.docx
@@ -3849,18 +3849,39 @@
             <w:pPr>
               <w:rPr>
                 <w:highlight w:val="green"/>
-              </w:rPr>
-            </w:pPr>
-            <w:r>
-              <w:rPr>
-                <w:highlight w:val="green"/>
-              </w:rPr>
-              <w:t xml:space="preserve">Species: </w:t>
-            </w:r>
+                <w:lang w:val="fr-FR"/>
+              </w:rPr>
+            </w:pPr>
             <w:proofErr w:type="spellStart"/>
-            <w:r>
-              <w:rPr>
-                <w:highlight w:val="green"/>
+            <w:proofErr w:type="gramStart"/>
+            <w:r>
+              <w:rPr>
+                <w:highlight w:val="green"/>
+                <w:lang w:val="fr-FR"/>
+              </w:rPr>
+              <w:t>Species</w:t>
+            </w:r>
+            <w:proofErr w:type="spellEnd"/>
+            <w:r>
+              <w:rPr>
+                <w:highlight w:val="green"/>
+                <w:lang w:val="fr-FR"/>
+              </w:rPr>
+              <w:t>:</w:t>
+            </w:r>
+            <w:proofErr w:type="gramEnd"/>
+            <w:r>
+              <w:rPr>
+                <w:highlight w:val="green"/>
+                <w:lang w:val="fr-FR"/>
+              </w:rPr>
+              <w:t xml:space="preserve"> </w:t>
+            </w:r>
+            <w:proofErr w:type="spellStart"/>
+            <w:r>
+              <w:rPr>
+                <w:highlight w:val="green"/>
+                <w:lang w:val="fr-FR"/>
               </w:rPr>
               <w:t>Dotdash</w:t>
             </w:r>
@@ -3870,13 +3891,47 @@
             <w:pPr>
               <w:rPr>
                 <w:highlight w:val="green"/>
-              </w:rPr>
-            </w:pPr>
-            <w:r>
-              <w:rPr>
-                <w:highlight w:val="green"/>
-              </w:rPr>
-              <w:t>T1: 00:20:50 (F1)</w:t>
+                <w:lang w:val="fr-FR"/>
+              </w:rPr>
+            </w:pPr>
+            <w:r>
+              <w:rPr>
+                <w:highlight w:val="green"/>
+                <w:lang w:val="fr-FR"/>
+              </w:rPr>
+              <w:t>T</w:t>
+            </w:r>
+            <w:proofErr w:type="gramStart"/>
+            <w:r>
+              <w:rPr>
+                <w:highlight w:val="green"/>
+                <w:lang w:val="fr-FR"/>
+              </w:rPr>
+              <w:t>1:</w:t>
+            </w:r>
+            <w:proofErr w:type="gramEnd"/>
+            <w:r>
+              <w:rPr>
+                <w:highlight w:val="green"/>
+                <w:lang w:val="fr-FR"/>
+              </w:rPr>
+              <w:t xml:space="preserve"> </w:t>
+            </w:r>
+            <w:proofErr w:type="gramStart"/>
+            <w:r>
+              <w:rPr>
+                <w:highlight w:val="green"/>
+                <w:lang w:val="fr-FR"/>
+              </w:rPr>
+              <w:t>00:20:</w:t>
+            </w:r>
+            <w:proofErr w:type="gramEnd"/>
+            <w:r>
+              <w:rPr>
+                <w:highlight w:val="green"/>
+                <w:lang w:val="fr-FR"/>
+              </w:rPr>
+              <w:t>50 (F1)</w:t>
             </w:r>
           </w:p>
           <w:p>
@@ -11874,19 +11929,7 @@
               <w:rPr>
                 <w:highlight w:val="green"/>
               </w:rPr>
-              <w:t>UNID</w:t>
-            </w:r>
-            <w:r>
-              <w:rPr>
-                <w:highlight w:val="green"/>
-              </w:rPr>
-              <w:t xml:space="preserve"> </w:t>
-            </w:r>
-            <w:r>
-              <w:rPr>
-                <w:highlight w:val="yellow"/>
-              </w:rPr>
-              <w:t>&lt;- I think this is the F alternative guppy</w:t>
+              <w:t>GUPPYA</w:t>
             </w:r>
           </w:p>
           <w:p>
@@ -12030,62 +12073,25 @@
             <w:pPr>
               <w:rPr>
                 <w:highlight w:val="green"/>
-                <w:lang w:val="fr-FR"/>
-              </w:rPr>
-            </w:pPr>
-            <w:r>
-              <w:rPr>
-                <w:highlight w:val="green"/>
-                <w:lang w:val="fr-FR"/>
-              </w:rPr>
-              <w:t>T</w:t>
-            </w:r>
-            <w:proofErr w:type="gramStart"/>
-            <w:r>
-              <w:rPr>
-                <w:highlight w:val="green"/>
-                <w:lang w:val="fr-FR"/>
-              </w:rPr>
-              <w:t>1:</w:t>
-            </w:r>
-            <w:proofErr w:type="gramEnd"/>
-            <w:r>
-              <w:rPr>
-                <w:highlight w:val="green"/>
-                <w:lang w:val="fr-FR"/>
-              </w:rPr>
-              <w:t xml:space="preserve"> </w:t>
-            </w:r>
-            <w:proofErr w:type="gramStart"/>
-            <w:r>
-              <w:rPr>
-                <w:highlight w:val="green"/>
-                <w:lang w:val="fr-FR"/>
-              </w:rPr>
-              <w:t>00:12:</w:t>
-            </w:r>
-            <w:proofErr w:type="gramEnd"/>
-            <w:r>
-              <w:rPr>
-                <w:highlight w:val="green"/>
-                <w:lang w:val="fr-FR"/>
-              </w:rPr>
-              <w:t>28 (F1)</w:t>
-            </w:r>
-          </w:p>
-          <w:p>
-            <w:pPr>
-              <w:rPr>
-                <w:highlight w:val="green"/>
-                <w:lang w:val="fr-FR"/>
+              </w:rPr>
+            </w:pPr>
+            <w:r>
+              <w:rPr>
+                <w:highlight w:val="green"/>
+              </w:rPr>
+              <w:t>T1: 00:12:28 (F1)</w:t>
+            </w:r>
+          </w:p>
+          <w:p>
+            <w:pPr>
+              <w:rPr>
+                <w:highlight w:val="green"/>
               </w:rPr>
             </w:pPr>
             <w:proofErr w:type="spellStart"/>
-            <w:proofErr w:type="gramStart"/>
-            <w:r>
-              <w:rPr>
-                <w:highlight w:val="green"/>
-                <w:lang w:val="fr-FR"/>
+            <w:r>
+              <w:rPr>
+                <w:highlight w:val="green"/>
               </w:rPr>
               <w:t>MaxN</w:t>
             </w:r>
@@ -12093,148 +12099,66 @@
             <w:r>
               <w:rPr>
                 <w:highlight w:val="green"/>
-                <w:lang w:val="fr-FR"/>
-              </w:rPr>
-              <w:t>:</w:t>
-            </w:r>
-            <w:proofErr w:type="gramEnd"/>
-            <w:r>
-              <w:rPr>
-                <w:highlight w:val="green"/>
-                <w:lang w:val="fr-FR"/>
-              </w:rPr>
-              <w:t xml:space="preserve"> </w:t>
-            </w:r>
-          </w:p>
-          <w:p>
-            <w:pPr>
-              <w:rPr>
-                <w:highlight w:val="green"/>
-                <w:lang w:val="fr-FR"/>
-              </w:rPr>
-            </w:pPr>
-            <w:r>
-              <w:rPr>
-                <w:highlight w:val="green"/>
-                <w:lang w:val="fr-FR"/>
-              </w:rPr>
-              <w:t>-1 (</w:t>
-            </w:r>
-            <w:proofErr w:type="gramStart"/>
-            <w:r>
-              <w:rPr>
-                <w:highlight w:val="green"/>
-                <w:lang w:val="fr-FR"/>
-              </w:rPr>
-              <w:t>00:12:</w:t>
-            </w:r>
-            <w:proofErr w:type="gramEnd"/>
-            <w:r>
-              <w:rPr>
-                <w:highlight w:val="green"/>
-                <w:lang w:val="fr-FR"/>
-              </w:rPr>
-              <w:t>28) (F1)</w:t>
-            </w:r>
-          </w:p>
-          <w:p>
-            <w:pPr>
-              <w:rPr>
-                <w:highlight w:val="green"/>
-                <w:lang w:val="fr-FR"/>
-              </w:rPr>
-            </w:pPr>
-            <w:r>
-              <w:rPr>
-                <w:highlight w:val="green"/>
-                <w:lang w:val="fr-FR"/>
-              </w:rPr>
-              <w:t>-2 (</w:t>
-            </w:r>
-            <w:proofErr w:type="gramStart"/>
-            <w:r>
-              <w:rPr>
-                <w:highlight w:val="green"/>
-                <w:lang w:val="fr-FR"/>
-              </w:rPr>
-              <w:t>00:16:</w:t>
-            </w:r>
-            <w:proofErr w:type="gramEnd"/>
-            <w:r>
-              <w:rPr>
-                <w:highlight w:val="green"/>
-                <w:lang w:val="fr-FR"/>
-              </w:rPr>
-              <w:t>50) (F1)</w:t>
-            </w:r>
-          </w:p>
-          <w:p>
-            <w:pPr>
-              <w:rPr>
-                <w:highlight w:val="green"/>
-                <w:lang w:val="fr-FR"/>
-              </w:rPr>
-            </w:pPr>
-            <w:r>
-              <w:rPr>
-                <w:highlight w:val="green"/>
-                <w:lang w:val="fr-FR"/>
-              </w:rPr>
-              <w:t>-3 (</w:t>
-            </w:r>
-            <w:proofErr w:type="gramStart"/>
-            <w:r>
-              <w:rPr>
-                <w:highlight w:val="green"/>
-                <w:lang w:val="fr-FR"/>
-              </w:rPr>
-              <w:t>00:16:</w:t>
-            </w:r>
-            <w:proofErr w:type="gramEnd"/>
-            <w:r>
-              <w:rPr>
-                <w:highlight w:val="green"/>
-                <w:lang w:val="fr-FR"/>
-              </w:rPr>
-              <w:t>52) (F1)</w:t>
-            </w:r>
-          </w:p>
-          <w:p>
-            <w:pPr>
-              <w:rPr>
-                <w:highlight w:val="green"/>
-                <w:lang w:val="fr-FR"/>
-              </w:rPr>
-            </w:pPr>
-            <w:r>
-              <w:rPr>
-                <w:highlight w:val="green"/>
-                <w:lang w:val="fr-FR"/>
-              </w:rPr>
-              <w:t>-4 (</w:t>
-            </w:r>
-            <w:proofErr w:type="gramStart"/>
-            <w:r>
-              <w:rPr>
-                <w:highlight w:val="green"/>
-                <w:lang w:val="fr-FR"/>
-              </w:rPr>
-              <w:t>00:16:</w:t>
-            </w:r>
-            <w:proofErr w:type="gramEnd"/>
-            <w:r>
-              <w:rPr>
-                <w:highlight w:val="green"/>
-                <w:lang w:val="fr-FR"/>
-              </w:rPr>
-              <w:t>54) (F1)</w:t>
-            </w:r>
-          </w:p>
-          <w:p>
-            <w:pPr>
-              <w:rPr>
-                <w:highlight w:val="green"/>
-                <w:lang w:val="fr-FR"/>
+              </w:rPr>
+              <w:t xml:space="preserve">: </w:t>
+            </w:r>
+          </w:p>
+          <w:p>
+            <w:pPr>
+              <w:rPr>
+                <w:highlight w:val="green"/>
+              </w:rPr>
+            </w:pPr>
+            <w:r>
+              <w:rPr>
+                <w:highlight w:val="green"/>
+              </w:rPr>
+              <w:t>-1 (00:12:28) (F1)</w:t>
+            </w:r>
+          </w:p>
+          <w:p>
+            <w:pPr>
+              <w:rPr>
+                <w:highlight w:val="green"/>
+              </w:rPr>
+            </w:pPr>
+            <w:r>
+              <w:rPr>
+                <w:highlight w:val="green"/>
+              </w:rPr>
+              <w:t>-2 (00:16:50) (F1)</w:t>
+            </w:r>
+          </w:p>
+          <w:p>
+            <w:pPr>
+              <w:rPr>
+                <w:highlight w:val="green"/>
+              </w:rPr>
+            </w:pPr>
+            <w:r>
+              <w:rPr>
+                <w:highlight w:val="green"/>
+              </w:rPr>
+              <w:t>-3 (00:16:52) (F1)</w:t>
+            </w:r>
+          </w:p>
+          <w:p>
+            <w:pPr>
+              <w:rPr>
+                <w:highlight w:val="green"/>
+              </w:rPr>
+            </w:pPr>
+            <w:r>
+              <w:rPr>
+                <w:highlight w:val="green"/>
+              </w:rPr>
+              <w:t>-4 (00:16:54) (F1)</w:t>
+            </w:r>
+          </w:p>
+          <w:p>
+            <w:pPr>
+              <w:rPr>
+                <w:highlight w:val="green"/>
               </w:rPr>
             </w:pPr>
           </w:p>
